--- a/docx/d06.docx
+++ b/docx/d06.docx
@@ -21,7 +21,7 @@
           <w:color w:val="1A478A"/>
           <w:sz w:val="56"/>
         </w:rPr>
-        <w:t>三条学习路径</w:t>
+        <w:t>四种学法</w:t>
       </w:r>
     </w:p>
     <w:p>
@@ -53,7 +53,7 @@
           <w:color w:val="777777"/>
           <w:sz w:val="23"/>
         </w:rPr>
-        <w:t>实用主义路径 ／ 稳扎稳打路径 ／ 小说路径</w:t>
+        <w:t>实用主义 ／ 稳扎稳打 ／ 读小说 ／ 照小说主角走</w:t>
       </w:r>
     </w:p>
     <w:p>
@@ -5663,7 +5663,1495 @@
           <w:color w:val="1A478A"/>
           <w:sz w:val="30"/>
         </w:rPr>
-        <w:t>五、三条路径总对比</w:t>
+        <w:t>四·B　路径四：照「小说主角的学习路径」走</w:t>
+      </w:r>
+    </w:p>
+    <w:p>
+      <w:pPr>
+        <w:spacing w:before="0" w:after="160" w:line="348" w:lineRule="auto"/>
+        <w:jc w:val="center"/>
+      </w:pPr>
+      <w:r>
+        <w:rPr>
+          <w:rFonts w:ascii="宋体" w:hAnsi="宋体" w:eastAsia="宋体"/>
+          <w:b w:val="0"/>
+          <w:i w:val="0"/>
+          <w:color w:val="C0C0C0"/>
+          <w:sz w:val="14"/>
+        </w:rPr>
+        <w:t>━━━━━━━━━━━━━━━━━━━━━━━━━━━━━━━━</w:t>
+      </w:r>
+    </w:p>
+    <w:p>
+      <w:pPr>
+        <w:spacing w:before="240" w:after="100" w:line="348" w:lineRule="auto"/>
+        <w:jc w:val="both"/>
+      </w:pPr>
+      <w:r>
+        <w:rPr>
+          <w:rFonts w:ascii="黑体" w:hAnsi="黑体" w:eastAsia="黑体"/>
+          <w:b/>
+          <w:i w:val="0"/>
+          <w:color w:val="2C5F9E"/>
+          <w:sz w:val="25"/>
+        </w:rPr>
+        <w:t>4B.1 先说清楚：这跟路径三不是一回事</w:t>
+      </w:r>
+    </w:p>
+    <w:tbl>
+      <w:tblPr>
+        <w:tblW w:type="auto" w:w="0"/>
+        <w:jc w:val="center"/>
+        <w:tblLayout w:type="autofit"/>
+        <w:tblLook w:firstColumn="1" w:firstRow="1" w:lastColumn="0" w:lastRow="0" w:noHBand="0" w:noVBand="1" w:val="04A0"/>
+        <w:tblBorders>
+          <w:top w:val="single" w:sz="12" w:space="0" w:color="000000"/>
+          <w:bottom w:val="single" w:sz="12" w:space="0" w:color="000000"/>
+          <w:left w:val="none" w:sz="0" w:space="0"/>
+          <w:right w:val="none" w:sz="0" w:space="0"/>
+          <w:insideH w:val="none" w:sz="0" w:space="0"/>
+          <w:insideV w:val="none" w:sz="0" w:space="0"/>
+        </w:tblBorders>
+      </w:tblPr>
+      <w:tblGrid>
+        <w:gridCol w:w="3213"/>
+        <w:gridCol w:w="3213"/>
+        <w:gridCol w:w="3213"/>
+      </w:tblGrid>
+      <w:tr>
+        <w:trPr>
+          <w:tblHeader w:val="true"/>
+        </w:trPr>
+        <w:tc>
+          <w:tcPr>
+            <w:tcW w:type="dxa" w:w="1361"/>
+            <w:tcBorders>
+              <w:bottom w:val="single" w:sz="6" w:space="0" w:color="000000"/>
+            </w:tcBorders>
+          </w:tcPr>
+          <w:p>
+            <w:pPr>
+              <w:spacing w:after="20"/>
+            </w:pPr>
+            <w:r/>
+            <w:r>
+              <w:rPr>
+                <w:rFonts w:ascii="黑体" w:hAnsi="黑体" w:eastAsia="黑体"/>
+                <w:b/>
+                <w:i w:val="0"/>
+                <w:color w:val="222222"/>
+                <w:sz w:val="18"/>
+              </w:rPr>
+            </w:r>
+          </w:p>
+        </w:tc>
+        <w:tc>
+          <w:tcPr>
+            <w:tcW w:type="dxa" w:w="3742"/>
+            <w:tcBorders>
+              <w:bottom w:val="single" w:sz="6" w:space="0" w:color="000000"/>
+            </w:tcBorders>
+          </w:tcPr>
+          <w:p>
+            <w:pPr>
+              <w:spacing w:after="20"/>
+            </w:pPr>
+            <w:r/>
+            <w:r>
+              <w:rPr>
+                <w:rFonts w:ascii="黑体" w:hAnsi="黑体" w:eastAsia="黑体"/>
+                <w:b/>
+                <w:i w:val="0"/>
+                <w:color w:val="222222"/>
+                <w:sz w:val="18"/>
+              </w:rPr>
+              <w:t>路径三：按小说的知识顺序读</w:t>
+            </w:r>
+          </w:p>
+        </w:tc>
+        <w:tc>
+          <w:tcPr>
+            <w:tcW w:type="dxa" w:w="3402"/>
+            <w:tcBorders>
+              <w:bottom w:val="single" w:sz="6" w:space="0" w:color="000000"/>
+            </w:tcBorders>
+          </w:tcPr>
+          <w:p>
+            <w:pPr>
+              <w:spacing w:after="20"/>
+            </w:pPr>
+            <w:r/>
+            <w:r>
+              <w:rPr>
+                <w:rFonts w:ascii="黑体" w:hAnsi="黑体" w:eastAsia="黑体"/>
+                <w:b/>
+                <w:i w:val="0"/>
+                <w:color w:val="222222"/>
+                <w:sz w:val="18"/>
+              </w:rPr>
+              <w:t>路径四：照主角的成长路走</w:t>
+            </w:r>
+          </w:p>
+        </w:tc>
+      </w:tr>
+      <w:tr>
+        <w:tc>
+          <w:tcPr>
+            <w:tcW w:type="dxa" w:w="1361"/>
+          </w:tcPr>
+          <w:p>
+            <w:pPr>
+              <w:spacing w:after="0" w:line="288" w:lineRule="auto"/>
+            </w:pPr>
+            <w:r/>
+            <w:r>
+              <w:rPr>
+                <w:rFonts w:ascii="宋体" w:hAnsi="宋体" w:eastAsia="宋体"/>
+                <w:b w:val="0"/>
+                <w:i w:val="0"/>
+                <w:color w:val="222222"/>
+                <w:sz w:val="17"/>
+              </w:rPr>
+              <w:t>依据是什么</w:t>
+            </w:r>
+          </w:p>
+        </w:tc>
+        <w:tc>
+          <w:tcPr>
+            <w:tcW w:type="dxa" w:w="3742"/>
+          </w:tcPr>
+          <w:p>
+            <w:pPr>
+              <w:spacing w:after="0" w:line="288" w:lineRule="auto"/>
+            </w:pPr>
+            <w:r/>
+            <w:r>
+              <w:rPr>
+                <w:rFonts w:ascii="宋体" w:hAnsi="宋体" w:eastAsia="宋体"/>
+                <w:b w:val="0"/>
+                <w:i w:val="0"/>
+                <w:color w:val="222222"/>
+                <w:sz w:val="17"/>
+              </w:rPr>
+              <w:t>小说的章节顺序（第114章九宫 → 第268章煞 → …）</w:t>
+            </w:r>
+          </w:p>
+        </w:tc>
+        <w:tc>
+          <w:tcPr>
+            <w:tcW w:type="dxa" w:w="3402"/>
+          </w:tcPr>
+          <w:p>
+            <w:pPr>
+              <w:spacing w:after="0" w:line="288" w:lineRule="auto"/>
+            </w:pPr>
+            <w:r/>
+            <w:r>
+              <w:rPr>
+                <w:rFonts w:ascii="宋体" w:hAnsi="宋体" w:eastAsia="宋体"/>
+                <w:b w:val="0"/>
+                <w:i w:val="0"/>
+                <w:color w:val="222222"/>
+                <w:sz w:val="17"/>
+              </w:rPr>
+              <w:t>主角的成长阶段（拜师 → 读医书 → 学技法 → 察人 → 实习…）</w:t>
+            </w:r>
+          </w:p>
+        </w:tc>
+      </w:tr>
+      <w:tr>
+        <w:tc>
+          <w:tcPr>
+            <w:tcW w:type="dxa" w:w="1361"/>
+          </w:tcPr>
+          <w:p>
+            <w:pPr>
+              <w:spacing w:after="0" w:line="288" w:lineRule="auto"/>
+            </w:pPr>
+            <w:r/>
+            <w:r>
+              <w:rPr>
+                <w:rFonts w:ascii="宋体" w:hAnsi="宋体" w:eastAsia="宋体"/>
+                <w:b w:val="0"/>
+                <w:i w:val="0"/>
+                <w:color w:val="222222"/>
+                <w:sz w:val="17"/>
+              </w:rPr>
+              <w:t>本质</w:t>
+            </w:r>
+          </w:p>
+        </w:tc>
+        <w:tc>
+          <w:tcPr>
+            <w:tcW w:type="dxa" w:w="3742"/>
+          </w:tcPr>
+          <w:p>
+            <w:pPr>
+              <w:spacing w:after="0" w:line="288" w:lineRule="auto"/>
+            </w:pPr>
+            <w:r/>
+            <w:r>
+              <w:rPr>
+                <w:rFonts w:ascii="宋体" w:hAnsi="宋体" w:eastAsia="宋体"/>
+                <w:b w:val="0"/>
+                <w:i w:val="0"/>
+                <w:color w:val="222222"/>
+                <w:sz w:val="17"/>
+              </w:rPr>
+              <w:t>读书法：把小说当教材读一遍</w:t>
+            </w:r>
+          </w:p>
+        </w:tc>
+        <w:tc>
+          <w:tcPr>
+            <w:tcW w:type="dxa" w:w="3402"/>
+          </w:tcPr>
+          <w:p>
+            <w:pPr>
+              <w:spacing w:after="0" w:line="288" w:lineRule="auto"/>
+            </w:pPr>
+            <w:r/>
+            <w:r>
+              <w:rPr>
+                <w:rFonts w:ascii="宋体" w:hAnsi="宋体" w:eastAsia="宋体"/>
+                <w:b w:val="0"/>
+                <w:i w:val="0"/>
+                <w:color w:val="222222"/>
+                <w:sz w:val="17"/>
+              </w:rPr>
+              <w:t>学法：把主角走过的阶段当成自己的课表</w:t>
+            </w:r>
+          </w:p>
+        </w:tc>
+      </w:tr>
+      <w:tr>
+        <w:tc>
+          <w:tcPr>
+            <w:tcW w:type="dxa" w:w="1361"/>
+          </w:tcPr>
+          <w:p>
+            <w:pPr>
+              <w:spacing w:after="0" w:line="288" w:lineRule="auto"/>
+            </w:pPr>
+            <w:r/>
+            <w:r>
+              <w:rPr>
+                <w:rFonts w:ascii="宋体" w:hAnsi="宋体" w:eastAsia="宋体"/>
+                <w:b w:val="0"/>
+                <w:i w:val="0"/>
+                <w:color w:val="222222"/>
+                <w:sz w:val="17"/>
+              </w:rPr>
+              <w:t>能拿走什么</w:t>
+            </w:r>
+          </w:p>
+        </w:tc>
+        <w:tc>
+          <w:tcPr>
+            <w:tcW w:type="dxa" w:w="3742"/>
+          </w:tcPr>
+          <w:p>
+            <w:pPr>
+              <w:spacing w:after="0" w:line="288" w:lineRule="auto"/>
+            </w:pPr>
+            <w:r/>
+            <w:r>
+              <w:rPr>
+                <w:rFonts w:ascii="宋体" w:hAnsi="宋体" w:eastAsia="宋体"/>
+                <w:b w:val="0"/>
+                <w:i w:val="0"/>
+                <w:color w:val="222222"/>
+                <w:sz w:val="17"/>
+              </w:rPr>
+              <w:t>知识点（分散、点状）</w:t>
+            </w:r>
+          </w:p>
+        </w:tc>
+        <w:tc>
+          <w:tcPr>
+            <w:tcW w:type="dxa" w:w="3402"/>
+          </w:tcPr>
+          <w:p>
+            <w:pPr>
+              <w:spacing w:after="0" w:line="288" w:lineRule="auto"/>
+            </w:pPr>
+            <w:r/>
+            <w:r>
+              <w:rPr>
+                <w:rFonts w:ascii="宋体" w:hAnsi="宋体" w:eastAsia="宋体"/>
+                <w:b w:val="0"/>
+                <w:i w:val="0"/>
+                <w:color w:val="222222"/>
+                <w:sz w:val="17"/>
+              </w:rPr>
+              <w:t>流程（次序、节奏、每个阶段该干什么）</w:t>
+            </w:r>
+          </w:p>
+        </w:tc>
+      </w:tr>
+      <w:tr>
+        <w:tc>
+          <w:tcPr>
+            <w:tcW w:type="dxa" w:w="1361"/>
+          </w:tcPr>
+          <w:p>
+            <w:pPr>
+              <w:spacing w:after="0" w:line="288" w:lineRule="auto"/>
+            </w:pPr>
+            <w:r/>
+            <w:r>
+              <w:rPr>
+                <w:rFonts w:ascii="宋体" w:hAnsi="宋体" w:eastAsia="宋体"/>
+                <w:b w:val="0"/>
+                <w:i w:val="0"/>
+                <w:color w:val="222222"/>
+                <w:sz w:val="17"/>
+              </w:rPr>
+              <w:t>最大问题</w:t>
+            </w:r>
+          </w:p>
+        </w:tc>
+        <w:tc>
+          <w:tcPr>
+            <w:tcW w:type="dxa" w:w="3742"/>
+          </w:tcPr>
+          <w:p>
+            <w:pPr>
+              <w:spacing w:after="0" w:line="288" w:lineRule="auto"/>
+            </w:pPr>
+            <w:r/>
+            <w:r>
+              <w:rPr>
+                <w:rFonts w:ascii="宋体" w:hAnsi="宋体" w:eastAsia="宋体"/>
+                <w:b w:val="0"/>
+                <w:i w:val="0"/>
+                <w:color w:val="222222"/>
+                <w:sz w:val="17"/>
+              </w:rPr>
+              <w:t>小说不是教材，出处不全</w:t>
+            </w:r>
+          </w:p>
+        </w:tc>
+        <w:tc>
+          <w:tcPr>
+            <w:tcW w:type="dxa" w:w="3402"/>
+          </w:tcPr>
+          <w:p>
+            <w:pPr>
+              <w:spacing w:after="0" w:line="288" w:lineRule="auto"/>
+            </w:pPr>
+            <w:r/>
+            <w:r>
+              <w:rPr>
+                <w:rFonts w:ascii="宋体" w:hAnsi="宋体" w:eastAsia="宋体"/>
+                <w:b w:val="0"/>
+                <w:i w:val="0"/>
+                <w:color w:val="222222"/>
+                <w:sz w:val="17"/>
+              </w:rPr>
+              <w:t>★ 小说里的关键条件「师父」你无法复制</w:t>
+            </w:r>
+          </w:p>
+        </w:tc>
+      </w:tr>
+    </w:tbl>
+    <w:p>
+      <w:pPr>
+        <w:spacing w:after="40"/>
+      </w:pPr>
+    </w:p>
+    <w:p>
+      <w:pPr>
+        <w:spacing w:before="240" w:after="100" w:line="348" w:lineRule="auto"/>
+        <w:jc w:val="both"/>
+      </w:pPr>
+      <w:r>
+        <w:rPr>
+          <w:rFonts w:ascii="黑体" w:hAnsi="黑体" w:eastAsia="黑体"/>
+          <w:b/>
+          <w:i w:val="0"/>
+          <w:color w:val="2C5F9E"/>
+          <w:sz w:val="25"/>
+        </w:rPr>
+        <w:t>4B.2 两位主角的路（完整还原见 03 号文件）</w:t>
+      </w:r>
+    </w:p>
+    <w:tbl>
+      <w:tblPr>
+        <w:tblW w:type="auto" w:w="0"/>
+        <w:jc w:val="center"/>
+        <w:tblLayout w:type="autofit"/>
+        <w:tblLook w:firstColumn="1" w:firstRow="1" w:lastColumn="0" w:lastRow="0" w:noHBand="0" w:noVBand="1" w:val="04A0"/>
+        <w:tblBorders>
+          <w:top w:val="single" w:sz="12" w:space="0" w:color="000000"/>
+          <w:bottom w:val="single" w:sz="12" w:space="0" w:color="000000"/>
+          <w:left w:val="none" w:sz="0" w:space="0"/>
+          <w:right w:val="none" w:sz="0" w:space="0"/>
+          <w:insideH w:val="none" w:sz="0" w:space="0"/>
+          <w:insideV w:val="none" w:sz="0" w:space="0"/>
+        </w:tblBorders>
+      </w:tblPr>
+      <w:tblGrid>
+        <w:gridCol w:w="4819"/>
+        <w:gridCol w:w="4819"/>
+      </w:tblGrid>
+      <w:tr>
+        <w:trPr>
+          <w:tblHeader w:val="true"/>
+        </w:trPr>
+        <w:tc>
+          <w:tcPr>
+            <w:tcW w:type="dxa" w:w="4252"/>
+            <w:tcBorders>
+              <w:bottom w:val="single" w:sz="6" w:space="0" w:color="000000"/>
+            </w:tcBorders>
+          </w:tcPr>
+          <w:p>
+            <w:pPr>
+              <w:spacing w:after="20"/>
+            </w:pPr>
+            <w:r/>
+            <w:r>
+              <w:rPr>
+                <w:rFonts w:ascii="黑体" w:hAnsi="黑体" w:eastAsia="黑体"/>
+                <w:b/>
+                <w:i w:val="0"/>
+                <w:color w:val="222222"/>
+                <w:sz w:val="18"/>
+              </w:rPr>
+              <w:t>《起底观心术》万山红 · 师承制</w:t>
+            </w:r>
+          </w:p>
+        </w:tc>
+        <w:tc>
+          <w:tcPr>
+            <w:tcW w:type="dxa" w:w="4252"/>
+            <w:tcBorders>
+              <w:bottom w:val="single" w:sz="6" w:space="0" w:color="000000"/>
+            </w:tcBorders>
+          </w:tcPr>
+          <w:p>
+            <w:pPr>
+              <w:spacing w:after="20"/>
+            </w:pPr>
+            <w:r/>
+            <w:r>
+              <w:rPr>
+                <w:rFonts w:ascii="黑体" w:hAnsi="黑体" w:eastAsia="黑体"/>
+                <w:b/>
+                <w:i w:val="0"/>
+                <w:color w:val="222222"/>
+                <w:sz w:val="18"/>
+              </w:rPr>
+              <w:t>《天眼风水师》三合 · 传书制</w:t>
+            </w:r>
+          </w:p>
+        </w:tc>
+      </w:tr>
+      <w:tr>
+        <w:tc>
+          <w:tcPr>
+            <w:tcW w:type="dxa" w:w="4252"/>
+          </w:tcPr>
+          <w:p>
+            <w:pPr>
+              <w:spacing w:after="0" w:line="288" w:lineRule="auto"/>
+            </w:pPr>
+            <w:r/>
+            <w:r>
+              <w:rPr>
+                <w:rFonts w:ascii="宋体" w:hAnsi="宋体" w:eastAsia="宋体"/>
+                <w:b w:val="0"/>
+                <w:i w:val="0"/>
+                <w:color w:val="222222"/>
+                <w:sz w:val="17"/>
+              </w:rPr>
+              <w:t>① 被动入行（先混进圈子，两年后才起念头）</w:t>
+            </w:r>
+          </w:p>
+        </w:tc>
+        <w:tc>
+          <w:tcPr>
+            <w:tcW w:type="dxa" w:w="4252"/>
+          </w:tcPr>
+          <w:p>
+            <w:pPr>
+              <w:spacing w:after="0" w:line="288" w:lineRule="auto"/>
+            </w:pPr>
+            <w:r/>
+            <w:r>
+              <w:rPr>
+                <w:rFonts w:ascii="宋体" w:hAnsi="宋体" w:eastAsia="宋体"/>
+                <w:b w:val="0"/>
+                <w:i w:val="0"/>
+                <w:color w:val="222222"/>
+                <w:sz w:val="17"/>
+              </w:rPr>
+              <w:t>① 师父匆匆教完预测术，传书即下山</w:t>
+            </w:r>
+          </w:p>
+        </w:tc>
+      </w:tr>
+      <w:tr>
+        <w:tc>
+          <w:tcPr>
+            <w:tcW w:type="dxa" w:w="4252"/>
+          </w:tcPr>
+          <w:p>
+            <w:pPr>
+              <w:spacing w:after="0" w:line="288" w:lineRule="auto"/>
+            </w:pPr>
+            <w:r/>
+            <w:r>
+              <w:rPr>
+                <w:rFonts w:ascii="宋体" w:hAnsi="宋体" w:eastAsia="宋体"/>
+                <w:b w:val="0"/>
+                <w:i w:val="0"/>
+                <w:color w:val="222222"/>
+                <w:sz w:val="17"/>
+              </w:rPr>
+              <w:t>② 21 岁拜师（未获认可前只能叫「老师」）</w:t>
+            </w:r>
+          </w:p>
+        </w:tc>
+        <w:tc>
+          <w:tcPr>
+            <w:tcW w:type="dxa" w:w="4252"/>
+          </w:tcPr>
+          <w:p>
+            <w:pPr>
+              <w:spacing w:after="0" w:line="288" w:lineRule="auto"/>
+            </w:pPr>
+            <w:r/>
+            <w:r>
+              <w:rPr>
+                <w:rFonts w:ascii="宋体" w:hAnsi="宋体" w:eastAsia="宋体"/>
+                <w:b w:val="0"/>
+                <w:i w:val="0"/>
+                <w:color w:val="222222"/>
+                <w:sz w:val="17"/>
+              </w:rPr>
+              <w:t>② 无拜师礼，只记一句话「万物尊道而贵德」</w:t>
+            </w:r>
+          </w:p>
+        </w:tc>
+      </w:tr>
+      <w:tr>
+        <w:tc>
+          <w:tcPr>
+            <w:tcW w:type="dxa" w:w="4252"/>
+          </w:tcPr>
+          <w:p>
+            <w:pPr>
+              <w:spacing w:after="0" w:line="288" w:lineRule="auto"/>
+            </w:pPr>
+            <w:r/>
+            <w:r>
+              <w:rPr>
+                <w:rFonts w:ascii="宋体" w:hAnsi="宋体" w:eastAsia="宋体"/>
+                <w:b w:val="0"/>
+                <w:i w:val="0"/>
+                <w:color w:val="222222"/>
+                <w:sz w:val="17"/>
+              </w:rPr>
+              <w:t>③ ★ 先读医书（两个月，师父随机抽考）</w:t>
+            </w:r>
+          </w:p>
+        </w:tc>
+        <w:tc>
+          <w:tcPr>
+            <w:tcW w:type="dxa" w:w="4252"/>
+          </w:tcPr>
+          <w:p>
+            <w:pPr>
+              <w:spacing w:after="0" w:line="288" w:lineRule="auto"/>
+            </w:pPr>
+            <w:r/>
+            <w:r>
+              <w:rPr>
+                <w:rFonts w:ascii="宋体" w:hAnsi="宋体" w:eastAsia="宋体"/>
+                <w:b w:val="0"/>
+                <w:i w:val="0"/>
+                <w:color w:val="222222"/>
+                <w:sz w:val="17"/>
+              </w:rPr>
+              <w:t>③ ★ 受书三本：《穷通宝鉴》《滴天髓》《天乙笔记》</w:t>
+            </w:r>
+          </w:p>
+        </w:tc>
+      </w:tr>
+      <w:tr>
+        <w:tc>
+          <w:tcPr>
+            <w:tcW w:type="dxa" w:w="4252"/>
+          </w:tcPr>
+          <w:p>
+            <w:pPr>
+              <w:spacing w:after="0" w:line="288" w:lineRule="auto"/>
+            </w:pPr>
+            <w:r/>
+            <w:r>
+              <w:rPr>
+                <w:rFonts w:ascii="宋体" w:hAnsi="宋体" w:eastAsia="宋体"/>
+                <w:b w:val="0"/>
+                <w:i w:val="0"/>
+                <w:color w:val="222222"/>
+                <w:sz w:val="17"/>
+              </w:rPr>
+              <w:t>④ 学测字（加减法/六书）+ 心法「首在察人」</w:t>
+            </w:r>
+          </w:p>
+        </w:tc>
+        <w:tc>
+          <w:tcPr>
+            <w:tcW w:type="dxa" w:w="4252"/>
+          </w:tcPr>
+          <w:p>
+            <w:pPr>
+              <w:spacing w:after="0" w:line="288" w:lineRule="auto"/>
+            </w:pPr>
+            <w:r/>
+            <w:r>
+              <w:rPr>
+                <w:rFonts w:ascii="宋体" w:hAnsi="宋体" w:eastAsia="宋体"/>
+                <w:b w:val="0"/>
+                <w:i w:val="0"/>
+                <w:color w:val="222222"/>
+                <w:sz w:val="17"/>
+              </w:rPr>
+              <w:t>④ 自主验证：「经得起验证的，才能称为科学」</w:t>
+            </w:r>
+          </w:p>
+        </w:tc>
+      </w:tr>
+      <w:tr>
+        <w:tc>
+          <w:tcPr>
+            <w:tcW w:type="dxa" w:w="4252"/>
+          </w:tcPr>
+          <w:p>
+            <w:pPr>
+              <w:spacing w:after="0" w:line="288" w:lineRule="auto"/>
+            </w:pPr>
+            <w:r/>
+            <w:r>
+              <w:rPr>
+                <w:rFonts w:ascii="宋体" w:hAnsi="宋体" w:eastAsia="宋体"/>
+                <w:b w:val="0"/>
+                <w:i w:val="0"/>
+                <w:color w:val="222222"/>
+                <w:sz w:val="17"/>
+              </w:rPr>
+              <w:t>⑤ 补百科：「你最好是本百科全书」，师父讲典故</w:t>
+            </w:r>
+          </w:p>
+        </w:tc>
+        <w:tc>
+          <w:tcPr>
+            <w:tcW w:type="dxa" w:w="4252"/>
+          </w:tcPr>
+          <w:p>
+            <w:pPr>
+              <w:spacing w:after="0" w:line="288" w:lineRule="auto"/>
+            </w:pPr>
+            <w:r/>
+            <w:r>
+              <w:rPr>
+                <w:rFonts w:ascii="宋体" w:hAnsi="宋体" w:eastAsia="宋体"/>
+                <w:b w:val="0"/>
+                <w:i w:val="0"/>
+                <w:color w:val="222222"/>
+                <w:sz w:val="17"/>
+              </w:rPr>
+              <w:t>⑤ 实践中积累：把客户反馈当收获</w:t>
+            </w:r>
+          </w:p>
+        </w:tc>
+      </w:tr>
+      <w:tr>
+        <w:tc>
+          <w:tcPr>
+            <w:tcW w:type="dxa" w:w="4252"/>
+          </w:tcPr>
+          <w:p>
+            <w:pPr>
+              <w:spacing w:after="0" w:line="288" w:lineRule="auto"/>
+            </w:pPr>
+            <w:r/>
+            <w:r>
+              <w:rPr>
+                <w:rFonts w:ascii="宋体" w:hAnsi="宋体" w:eastAsia="宋体"/>
+                <w:b w:val="0"/>
+                <w:i w:val="0"/>
+                <w:color w:val="222222"/>
+                <w:sz w:val="17"/>
+              </w:rPr>
+              <w:t>⑥ 拿真人实习，出错后被师父按下回炉</w:t>
+            </w:r>
+          </w:p>
+        </w:tc>
+        <w:tc>
+          <w:tcPr>
+            <w:tcW w:type="dxa" w:w="4252"/>
+          </w:tcPr>
+          <w:p>
+            <w:pPr>
+              <w:spacing w:after="0" w:line="288" w:lineRule="auto"/>
+            </w:pPr>
+            <w:r/>
+            <w:r>
+              <w:rPr>
+                <w:rFonts w:ascii="宋体" w:hAnsi="宋体" w:eastAsia="宋体"/>
+                <w:b w:val="0"/>
+                <w:i w:val="0"/>
+                <w:color w:val="222222"/>
+                <w:sz w:val="17"/>
+              </w:rPr>
+              <w:t>⑥ 带着笔记本读书（作者原话提醒）</w:t>
+            </w:r>
+          </w:p>
+        </w:tc>
+      </w:tr>
+      <w:tr>
+        <w:tc>
+          <w:tcPr>
+            <w:tcW w:type="dxa" w:w="4252"/>
+          </w:tcPr>
+          <w:p>
+            <w:pPr>
+              <w:spacing w:after="0" w:line="288" w:lineRule="auto"/>
+            </w:pPr>
+            <w:r/>
+            <w:r>
+              <w:rPr>
+                <w:rFonts w:ascii="宋体" w:hAnsi="宋体" w:eastAsia="宋体"/>
+                <w:b w:val="0"/>
+                <w:i w:val="0"/>
+                <w:color w:val="222222"/>
+                <w:sz w:val="17"/>
+              </w:rPr>
+              <w:t>⑦ 两年后得认可（标准含「悟性好、有灵性」）</w:t>
+            </w:r>
+          </w:p>
+        </w:tc>
+        <w:tc>
+          <w:tcPr>
+            <w:tcW w:type="dxa" w:w="4252"/>
+          </w:tcPr>
+          <w:p>
+            <w:pPr>
+              <w:spacing w:after="0" w:line="288" w:lineRule="auto"/>
+            </w:pPr>
+            <w:r/>
+            <w:r>
+              <w:rPr>
+                <w:rFonts w:ascii="宋体" w:hAnsi="宋体" w:eastAsia="宋体"/>
+                <w:b w:val="0"/>
+                <w:i w:val="0"/>
+                <w:color w:val="222222"/>
+                <w:sz w:val="17"/>
+              </w:rPr>
+              <w:t>⑦ 无明确出师节点</w:t>
+            </w:r>
+          </w:p>
+        </w:tc>
+      </w:tr>
+    </w:tbl>
+    <w:p>
+      <w:pPr>
+        <w:spacing w:after="40"/>
+      </w:pPr>
+    </w:p>
+    <w:p>
+      <w:pPr>
+        <w:spacing w:before="240" w:after="100" w:line="348" w:lineRule="auto"/>
+        <w:jc w:val="both"/>
+      </w:pPr>
+      <w:r>
+        <w:rPr>
+          <w:rFonts w:ascii="黑体" w:hAnsi="黑体" w:eastAsia="黑体"/>
+          <w:b/>
+          <w:i w:val="0"/>
+          <w:color w:val="2C5F9E"/>
+          <w:sz w:val="25"/>
+        </w:rPr>
+        <w:t>4B.3 把主角的每一步翻译成自学者能执行的动作</w:t>
+      </w:r>
+    </w:p>
+    <w:tbl>
+      <w:tblPr>
+        <w:tblW w:type="auto" w:w="0"/>
+        <w:jc w:val="center"/>
+        <w:tblLayout w:type="autofit"/>
+        <w:tblLook w:firstColumn="1" w:firstRow="1" w:lastColumn="0" w:lastRow="0" w:noHBand="0" w:noVBand="1" w:val="04A0"/>
+        <w:tblBorders>
+          <w:top w:val="single" w:sz="12" w:space="0" w:color="000000"/>
+          <w:bottom w:val="single" w:sz="12" w:space="0" w:color="000000"/>
+          <w:left w:val="none" w:sz="0" w:space="0"/>
+          <w:right w:val="none" w:sz="0" w:space="0"/>
+          <w:insideH w:val="none" w:sz="0" w:space="0"/>
+          <w:insideV w:val="none" w:sz="0" w:space="0"/>
+        </w:tblBorders>
+      </w:tblPr>
+      <w:tblGrid>
+        <w:gridCol w:w="3213"/>
+        <w:gridCol w:w="3213"/>
+        <w:gridCol w:w="3213"/>
+      </w:tblGrid>
+      <w:tr>
+        <w:trPr>
+          <w:tblHeader w:val="true"/>
+        </w:trPr>
+        <w:tc>
+          <w:tcPr>
+            <w:tcW w:type="dxa" w:w="1814"/>
+            <w:tcBorders>
+              <w:bottom w:val="single" w:sz="6" w:space="0" w:color="000000"/>
+            </w:tcBorders>
+          </w:tcPr>
+          <w:p>
+            <w:pPr>
+              <w:spacing w:after="20"/>
+            </w:pPr>
+            <w:r/>
+            <w:r>
+              <w:rPr>
+                <w:rFonts w:ascii="黑体" w:hAnsi="黑体" w:eastAsia="黑体"/>
+                <w:b/>
+                <w:i w:val="0"/>
+                <w:color w:val="222222"/>
+                <w:sz w:val="18"/>
+              </w:rPr>
+              <w:t>主角做的</w:t>
+            </w:r>
+          </w:p>
+        </w:tc>
+        <w:tc>
+          <w:tcPr>
+            <w:tcW w:type="dxa" w:w="3628"/>
+            <w:tcBorders>
+              <w:bottom w:val="single" w:sz="6" w:space="0" w:color="000000"/>
+            </w:tcBorders>
+          </w:tcPr>
+          <w:p>
+            <w:pPr>
+              <w:spacing w:after="20"/>
+            </w:pPr>
+            <w:r/>
+            <w:r>
+              <w:rPr>
+                <w:rFonts w:ascii="黑体" w:hAnsi="黑体" w:eastAsia="黑体"/>
+                <w:b/>
+                <w:i w:val="0"/>
+                <w:color w:val="222222"/>
+                <w:sz w:val="18"/>
+              </w:rPr>
+              <w:t>自学者等价动作</w:t>
+            </w:r>
+          </w:p>
+        </w:tc>
+        <w:tc>
+          <w:tcPr>
+            <w:tcW w:type="dxa" w:w="3061"/>
+            <w:tcBorders>
+              <w:bottom w:val="single" w:sz="6" w:space="0" w:color="000000"/>
+            </w:tcBorders>
+          </w:tcPr>
+          <w:p>
+            <w:pPr>
+              <w:spacing w:after="20"/>
+            </w:pPr>
+            <w:r/>
+            <w:r>
+              <w:rPr>
+                <w:rFonts w:ascii="黑体" w:hAnsi="黑体" w:eastAsia="黑体"/>
+                <w:b/>
+                <w:i w:val="0"/>
+                <w:color w:val="222222"/>
+                <w:sz w:val="18"/>
+              </w:rPr>
+              <w:t>做不到时怎么替</w:t>
+            </w:r>
+          </w:p>
+        </w:tc>
+      </w:tr>
+      <w:tr>
+        <w:tc>
+          <w:tcPr>
+            <w:tcW w:type="dxa" w:w="1814"/>
+          </w:tcPr>
+          <w:p>
+            <w:pPr>
+              <w:spacing w:after="0" w:line="288" w:lineRule="auto"/>
+            </w:pPr>
+            <w:r/>
+            <w:r>
+              <w:rPr>
+                <w:rFonts w:ascii="宋体" w:hAnsi="宋体" w:eastAsia="宋体"/>
+                <w:b w:val="0"/>
+                <w:i w:val="0"/>
+                <w:color w:val="222222"/>
+                <w:sz w:val="17"/>
+              </w:rPr>
+              <w:t>先读医书</w:t>
+            </w:r>
+          </w:p>
+        </w:tc>
+        <w:tc>
+          <w:tcPr>
+            <w:tcW w:type="dxa" w:w="3628"/>
+          </w:tcPr>
+          <w:p>
+            <w:pPr>
+              <w:spacing w:after="0" w:line="288" w:lineRule="auto"/>
+            </w:pPr>
+            <w:r/>
+            <w:r>
+              <w:rPr>
+                <w:rFonts w:ascii="宋体" w:hAnsi="宋体" w:eastAsia="宋体"/>
+                <w:b w:val="0"/>
+                <w:i w:val="0"/>
+                <w:color w:val="222222"/>
+                <w:sz w:val="17"/>
+              </w:rPr>
+              <w:t>先把「公共底座」过一遍（阴阳/五行/干支/八卦）</w:t>
+            </w:r>
+          </w:p>
+        </w:tc>
+        <w:tc>
+          <w:tcPr>
+            <w:tcW w:type="dxa" w:w="3061"/>
+          </w:tcPr>
+          <w:p>
+            <w:pPr>
+              <w:spacing w:after="0" w:line="288" w:lineRule="auto"/>
+            </w:pPr>
+            <w:r/>
+            <w:r>
+              <w:rPr>
+                <w:rFonts w:ascii="宋体" w:hAnsi="宋体" w:eastAsia="宋体"/>
+                <w:b w:val="0"/>
+                <w:i w:val="0"/>
+                <w:color w:val="222222"/>
+                <w:sz w:val="17"/>
+              </w:rPr>
+              <w:t>用一份系统入门教材替代医书</w:t>
+            </w:r>
+          </w:p>
+        </w:tc>
+      </w:tr>
+      <w:tr>
+        <w:tc>
+          <w:tcPr>
+            <w:tcW w:type="dxa" w:w="1814"/>
+          </w:tcPr>
+          <w:p>
+            <w:pPr>
+              <w:spacing w:after="0" w:line="288" w:lineRule="auto"/>
+            </w:pPr>
+            <w:r/>
+            <w:r>
+              <w:rPr>
+                <w:rFonts w:ascii="宋体" w:hAnsi="宋体" w:eastAsia="宋体"/>
+                <w:b w:val="0"/>
+                <w:i w:val="0"/>
+                <w:color w:val="222222"/>
+                <w:sz w:val="17"/>
+              </w:rPr>
+              <w:t>学测字（加减法）</w:t>
+            </w:r>
+          </w:p>
+        </w:tc>
+        <w:tc>
+          <w:tcPr>
+            <w:tcW w:type="dxa" w:w="3628"/>
+          </w:tcPr>
+          <w:p>
+            <w:pPr>
+              <w:spacing w:after="0" w:line="288" w:lineRule="auto"/>
+            </w:pPr>
+            <w:r/>
+            <w:r>
+              <w:rPr>
+                <w:rFonts w:ascii="宋体" w:hAnsi="宋体" w:eastAsia="宋体"/>
+                <w:b w:val="0"/>
+                <w:i w:val="0"/>
+                <w:color w:val="222222"/>
+                <w:sz w:val="17"/>
+              </w:rPr>
+              <w:t>先学一门规则明确的技法（梅花 → 六爻）</w:t>
+            </w:r>
+          </w:p>
+        </w:tc>
+        <w:tc>
+          <w:tcPr>
+            <w:tcW w:type="dxa" w:w="3061"/>
+          </w:tcPr>
+          <w:p>
+            <w:pPr>
+              <w:spacing w:after="0" w:line="288" w:lineRule="auto"/>
+            </w:pPr>
+            <w:r/>
+            <w:r>
+              <w:rPr>
+                <w:rFonts w:ascii="宋体" w:hAnsi="宋体" w:eastAsia="宋体"/>
+                <w:b w:val="0"/>
+                <w:i w:val="0"/>
+                <w:color w:val="222222"/>
+                <w:sz w:val="17"/>
+              </w:rPr>
+              <w:t>不要从三式或八字起步</w:t>
+            </w:r>
+          </w:p>
+        </w:tc>
+      </w:tr>
+      <w:tr>
+        <w:tc>
+          <w:tcPr>
+            <w:tcW w:type="dxa" w:w="1814"/>
+          </w:tcPr>
+          <w:p>
+            <w:pPr>
+              <w:spacing w:after="0" w:line="288" w:lineRule="auto"/>
+            </w:pPr>
+            <w:r/>
+            <w:r>
+              <w:rPr>
+                <w:rFonts w:ascii="宋体" w:hAnsi="宋体" w:eastAsia="宋体"/>
+                <w:b w:val="0"/>
+                <w:i w:val="0"/>
+                <w:color w:val="222222"/>
+                <w:sz w:val="17"/>
+              </w:rPr>
+              <w:t>心法「首在察人」</w:t>
+            </w:r>
+          </w:p>
+        </w:tc>
+        <w:tc>
+          <w:tcPr>
+            <w:tcW w:type="dxa" w:w="3628"/>
+          </w:tcPr>
+          <w:p>
+            <w:pPr>
+              <w:spacing w:after="0" w:line="288" w:lineRule="auto"/>
+            </w:pPr>
+            <w:r/>
+            <w:r>
+              <w:rPr>
+                <w:rFonts w:ascii="宋体" w:hAnsi="宋体" w:eastAsia="宋体"/>
+                <w:b w:val="0"/>
+                <w:i w:val="0"/>
+                <w:color w:val="222222"/>
+                <w:sz w:val="17"/>
+              </w:rPr>
+              <w:t>把每次推断的「依据」写下来，事后回看依据是否成立</w:t>
+            </w:r>
+          </w:p>
+        </w:tc>
+        <w:tc>
+          <w:tcPr>
+            <w:tcW w:type="dxa" w:w="3061"/>
+          </w:tcPr>
+          <w:p>
+            <w:pPr>
+              <w:spacing w:after="0" w:line="288" w:lineRule="auto"/>
+            </w:pPr>
+            <w:r/>
+            <w:r>
+              <w:rPr>
+                <w:rFonts w:ascii="宋体" w:hAnsi="宋体" w:eastAsia="宋体"/>
+                <w:b w:val="0"/>
+                <w:i w:val="0"/>
+                <w:color w:val="222222"/>
+                <w:sz w:val="17"/>
+              </w:rPr>
+              <w:t>这是唯一能自己练的部分，必须做</w:t>
+            </w:r>
+          </w:p>
+        </w:tc>
+      </w:tr>
+      <w:tr>
+        <w:tc>
+          <w:tcPr>
+            <w:tcW w:type="dxa" w:w="1814"/>
+          </w:tcPr>
+          <w:p>
+            <w:pPr>
+              <w:spacing w:after="0" w:line="288" w:lineRule="auto"/>
+            </w:pPr>
+            <w:r/>
+            <w:r>
+              <w:rPr>
+                <w:rFonts w:ascii="宋体" w:hAnsi="宋体" w:eastAsia="宋体"/>
+                <w:b w:val="0"/>
+                <w:i w:val="0"/>
+                <w:color w:val="222222"/>
+                <w:sz w:val="17"/>
+              </w:rPr>
+              <w:t>补百科</w:t>
+            </w:r>
+          </w:p>
+        </w:tc>
+        <w:tc>
+          <w:tcPr>
+            <w:tcW w:type="dxa" w:w="3628"/>
+          </w:tcPr>
+          <w:p>
+            <w:pPr>
+              <w:spacing w:after="0" w:line="288" w:lineRule="auto"/>
+            </w:pPr>
+            <w:r/>
+            <w:r>
+              <w:rPr>
+                <w:rFonts w:ascii="宋体" w:hAnsi="宋体" w:eastAsia="宋体"/>
+                <w:b w:val="0"/>
+                <w:i w:val="0"/>
+                <w:color w:val="222222"/>
+                <w:sz w:val="17"/>
+              </w:rPr>
+              <w:t>定边界：只学底座 + 你选的那一门，其余不碰</w:t>
+            </w:r>
+          </w:p>
+        </w:tc>
+        <w:tc>
+          <w:tcPr>
+            <w:tcW w:type="dxa" w:w="3061"/>
+          </w:tcPr>
+          <w:p>
+            <w:pPr>
+              <w:spacing w:after="0" w:line="288" w:lineRule="auto"/>
+            </w:pPr>
+            <w:r/>
+            <w:r>
+              <w:rPr>
+                <w:rFonts w:ascii="宋体" w:hAnsi="宋体" w:eastAsia="宋体"/>
+                <w:b w:val="0"/>
+                <w:i w:val="0"/>
+                <w:color w:val="222222"/>
+                <w:sz w:val="17"/>
+              </w:rPr>
+              <w:t>防止无限扩张</w:t>
+            </w:r>
+          </w:p>
+        </w:tc>
+      </w:tr>
+      <w:tr>
+        <w:tc>
+          <w:tcPr>
+            <w:tcW w:type="dxa" w:w="1814"/>
+          </w:tcPr>
+          <w:p>
+            <w:pPr>
+              <w:spacing w:after="0" w:line="288" w:lineRule="auto"/>
+            </w:pPr>
+            <w:r/>
+            <w:r>
+              <w:rPr>
+                <w:rFonts w:ascii="宋体" w:hAnsi="宋体" w:eastAsia="宋体"/>
+                <w:b w:val="0"/>
+                <w:i w:val="0"/>
+                <w:color w:val="222222"/>
+                <w:sz w:val="17"/>
+              </w:rPr>
+              <w:t>拿真人实习</w:t>
+            </w:r>
+          </w:p>
+        </w:tc>
+        <w:tc>
+          <w:tcPr>
+            <w:tcW w:type="dxa" w:w="3628"/>
+          </w:tcPr>
+          <w:p>
+            <w:pPr>
+              <w:spacing w:after="0" w:line="288" w:lineRule="auto"/>
+            </w:pPr>
+            <w:r/>
+            <w:r>
+              <w:rPr>
+                <w:rFonts w:ascii="宋体" w:hAnsi="宋体" w:eastAsia="宋体"/>
+                <w:b w:val="0"/>
+                <w:i w:val="0"/>
+                <w:color w:val="222222"/>
+                <w:sz w:val="17"/>
+              </w:rPr>
+              <w:t>用古籍里的公开命例练（有标准答案）</w:t>
+            </w:r>
+          </w:p>
+        </w:tc>
+        <w:tc>
+          <w:tcPr>
+            <w:tcW w:type="dxa" w:w="3061"/>
+          </w:tcPr>
+          <w:p>
+            <w:pPr>
+              <w:spacing w:after="0" w:line="288" w:lineRule="auto"/>
+            </w:pPr>
+            <w:r/>
+            <w:r>
+              <w:rPr>
+                <w:rFonts w:ascii="宋体" w:hAnsi="宋体" w:eastAsia="宋体"/>
+                <w:b w:val="0"/>
+                <w:i w:val="0"/>
+                <w:color w:val="222222"/>
+                <w:sz w:val="17"/>
+              </w:rPr>
+              <w:t>找愿意给反馈的同学互测</w:t>
+            </w:r>
+          </w:p>
+        </w:tc>
+      </w:tr>
+      <w:tr>
+        <w:tc>
+          <w:tcPr>
+            <w:tcW w:type="dxa" w:w="1814"/>
+          </w:tcPr>
+          <w:p>
+            <w:pPr>
+              <w:spacing w:after="0" w:line="288" w:lineRule="auto"/>
+            </w:pPr>
+            <w:r/>
+            <w:r>
+              <w:rPr>
+                <w:rFonts w:ascii="宋体" w:hAnsi="宋体" w:eastAsia="宋体"/>
+                <w:b w:val="0"/>
+                <w:i w:val="0"/>
+                <w:color w:val="222222"/>
+                <w:sz w:val="17"/>
+              </w:rPr>
+              <w:t>师父随时纠错</w:t>
+            </w:r>
+          </w:p>
+        </w:tc>
+        <w:tc>
+          <w:tcPr>
+            <w:tcW w:type="dxa" w:w="3628"/>
+          </w:tcPr>
+          <w:p>
+            <w:pPr>
+              <w:spacing w:after="0" w:line="288" w:lineRule="auto"/>
+            </w:pPr>
+            <w:r/>
+            <w:r>
+              <w:rPr>
+                <w:rFonts w:ascii="宋体" w:hAnsi="宋体" w:eastAsia="宋体"/>
+                <w:b w:val="0"/>
+                <w:i w:val="0"/>
+                <w:color w:val="222222"/>
+                <w:sz w:val="17"/>
+              </w:rPr>
+              <w:t>★ 没有替代品</w:t>
+            </w:r>
+          </w:p>
+        </w:tc>
+        <w:tc>
+          <w:tcPr>
+            <w:tcW w:type="dxa" w:w="3061"/>
+          </w:tcPr>
+          <w:p>
+            <w:pPr>
+              <w:spacing w:after="0" w:line="288" w:lineRule="auto"/>
+            </w:pPr>
+            <w:r/>
+            <w:r>
+              <w:rPr>
+                <w:rFonts w:ascii="宋体" w:hAnsi="宋体" w:eastAsia="宋体"/>
+                <w:b w:val="0"/>
+                <w:i w:val="0"/>
+                <w:color w:val="222222"/>
+                <w:sz w:val="17"/>
+              </w:rPr>
+              <w:t>唯一折中：选「可自测」的科目（六爻/八字排盘），对错自己就能核</w:t>
+            </w:r>
+          </w:p>
+        </w:tc>
+      </w:tr>
+      <w:tr>
+        <w:tc>
+          <w:tcPr>
+            <w:tcW w:type="dxa" w:w="1814"/>
+          </w:tcPr>
+          <w:p>
+            <w:pPr>
+              <w:spacing w:after="0" w:line="288" w:lineRule="auto"/>
+            </w:pPr>
+            <w:r/>
+            <w:r>
+              <w:rPr>
+                <w:rFonts w:ascii="宋体" w:hAnsi="宋体" w:eastAsia="宋体"/>
+                <w:b w:val="0"/>
+                <w:i w:val="0"/>
+                <w:color w:val="222222"/>
+                <w:sz w:val="17"/>
+              </w:rPr>
+              <w:t>两年得认可</w:t>
+            </w:r>
+          </w:p>
+        </w:tc>
+        <w:tc>
+          <w:tcPr>
+            <w:tcW w:type="dxa" w:w="3628"/>
+          </w:tcPr>
+          <w:p>
+            <w:pPr>
+              <w:spacing w:after="0" w:line="288" w:lineRule="auto"/>
+            </w:pPr>
+            <w:r/>
+            <w:r>
+              <w:rPr>
+                <w:rFonts w:ascii="宋体" w:hAnsi="宋体" w:eastAsia="宋体"/>
+                <w:b w:val="0"/>
+                <w:i w:val="0"/>
+                <w:color w:val="222222"/>
+                <w:sz w:val="17"/>
+              </w:rPr>
+              <w:t>把目标改成「两年内能独立排盘 + 写出完整推理链」</w:t>
+            </w:r>
+          </w:p>
+        </w:tc>
+        <w:tc>
+          <w:tcPr>
+            <w:tcW w:type="dxa" w:w="3061"/>
+          </w:tcPr>
+          <w:p>
+            <w:pPr>
+              <w:spacing w:after="0" w:line="288" w:lineRule="auto"/>
+            </w:pPr>
+            <w:r/>
+            <w:r>
+              <w:rPr>
+                <w:rFonts w:ascii="宋体" w:hAnsi="宋体" w:eastAsia="宋体"/>
+                <w:b w:val="0"/>
+                <w:i w:val="0"/>
+                <w:color w:val="222222"/>
+                <w:sz w:val="17"/>
+              </w:rPr>
+              <w:t>这是可达的，也是可验收的</w:t>
+            </w:r>
+          </w:p>
+        </w:tc>
+      </w:tr>
+    </w:tbl>
+    <w:p>
+      <w:pPr>
+        <w:spacing w:after="40"/>
+      </w:pPr>
+    </w:p>
+    <w:p>
+      <w:pPr>
+        <w:spacing w:before="240" w:after="100" w:line="348" w:lineRule="auto"/>
+        <w:jc w:val="both"/>
+      </w:pPr>
+      <w:r>
+        <w:rPr>
+          <w:rFonts w:ascii="黑体" w:hAnsi="黑体" w:eastAsia="黑体"/>
+          <w:b/>
+          <w:i w:val="0"/>
+          <w:color w:val="2C5F9E"/>
+          <w:sz w:val="25"/>
+        </w:rPr>
+        <w:t>4B.4 这条路成立吗（结论）</w:t>
+      </w:r>
+    </w:p>
+    <w:p>
+      <w:pPr>
+        <w:spacing w:before="120" w:after="20"/>
+      </w:pPr>
+      <w:r>
+        <w:rPr>
+          <w:rFonts w:ascii="宋体" w:hAnsi="宋体" w:eastAsia="宋体"/>
+          <w:b/>
+          <w:i w:val="0"/>
+          <w:color w:val="A56200"/>
+          <w:sz w:val="20"/>
+        </w:rPr>
+        <w:t>▎成立一半：次序成立，速度和条件不成立。</w:t>
+      </w:r>
+    </w:p>
+    <w:p>
+      <w:pPr>
+        <w:spacing w:after="140" w:line="336" w:lineRule="auto"/>
+        <w:ind w:left="240"/>
+      </w:pPr>
+      <w:r>
+        <w:rPr>
+          <w:rFonts w:ascii="宋体" w:hAnsi="宋体" w:eastAsia="宋体"/>
+          <w:b w:val="0"/>
+          <w:i w:val="0"/>
+          <w:color w:val="222222"/>
+          <w:sz w:val="19"/>
+        </w:rPr>
+        <w:t>成立：两本书都是「底座 → 技法 → 实战」，跟现实一致，可以当目录用。</w:t>
+        <w:br/>
+        <w:t>不成立：① 「两年成才」——小说省掉了两万次练习；② 「随时纠错的师父」——这是全书最关键的学习机制，自学者没有；③ 「灵气」「天目开眼」——小说给主角开的挂，不是可复制的条件。</w:t>
+      </w:r>
+    </w:p>
+    <w:p>
+      <w:pPr>
+        <w:spacing w:before="120" w:after="20"/>
+      </w:pPr>
+      <w:r>
+        <w:rPr>
+          <w:rFonts w:ascii="宋体" w:hAnsi="宋体" w:eastAsia="宋体"/>
+          <w:b/>
+          <w:i w:val="0"/>
+          <w:color w:val="B03024"/>
+          <w:sz w:val="20"/>
+        </w:rPr>
+        <w:t>▎一个必须知道的细节</w:t>
+      </w:r>
+    </w:p>
+    <w:p>
+      <w:pPr>
+        <w:spacing w:after="140" w:line="336" w:lineRule="auto"/>
+        <w:ind w:left="240"/>
+      </w:pPr>
+      <w:r>
+        <w:rPr>
+          <w:rFonts w:ascii="宋体" w:hAnsi="宋体" w:eastAsia="宋体"/>
+          <w:b w:val="0"/>
+          <w:i w:val="0"/>
+          <w:color w:val="222222"/>
+          <w:sz w:val="19"/>
+        </w:rPr>
+        <w:t>《起底观心术》第17章，师父私下对徒弟说：「我留了点尾巴，说这块地十有九人投资要失败，那么总有一人会成功。这是为我留条后路，免得以后别人说我断风水狗屁不如。」——同一块地，对客户说「风水差」，对徒弟说「千古春秋万世不易」。这不是术数准不准的问题，是话术结构的问题。 照主角的路走，这一段也必须看懂，否则你学到的是话术，不是学问。</w:t>
+      </w:r>
+    </w:p>
+    <w:p>
+      <w:pPr>
+        <w:spacing w:before="0" w:after="80" w:line="348" w:lineRule="auto"/>
+        <w:ind w:firstLine="420"/>
+        <w:jc w:val="both"/>
+      </w:pPr>
+      <w:r>
+        <w:rPr>
+          <w:rFonts w:ascii="宋体" w:hAnsi="宋体" w:eastAsia="宋体"/>
+          <w:b w:val="0"/>
+          <w:i w:val="0"/>
+          <w:color w:val="222222"/>
+          <w:sz w:val="21"/>
+        </w:rPr>
+        <w:t>完整考证（逐章引文、逐条判断）见 03 号文件；本路径的「成本」见下方总对比表。</w:t>
+      </w:r>
+    </w:p>
+    <w:p>
+      <w:r>
+        <w:br w:type="page"/>
+      </w:r>
+    </w:p>
+    <w:p>
+      <w:pPr>
+        <w:spacing w:before="320" w:after="180" w:line="348" w:lineRule="auto"/>
+        <w:jc w:val="center"/>
+      </w:pPr>
+      <w:r>
+        <w:rPr>
+          <w:rFonts w:ascii="黑体" w:hAnsi="黑体" w:eastAsia="黑体"/>
+          <w:b/>
+          <w:i w:val="0"/>
+          <w:color w:val="1A478A"/>
+          <w:sz w:val="30"/>
+        </w:rPr>
+        <w:t>五、四条路径总对比</w:t>
       </w:r>
     </w:p>
     <w:p>
@@ -5714,10 +7202,11 @@
         </w:tblBorders>
       </w:tblPr>
       <w:tblGrid>
-        <w:gridCol w:w="2409"/>
-        <w:gridCol w:w="2409"/>
-        <w:gridCol w:w="2409"/>
-        <w:gridCol w:w="2409"/>
+        <w:gridCol w:w="1928"/>
+        <w:gridCol w:w="1928"/>
+        <w:gridCol w:w="1928"/>
+        <w:gridCol w:w="1928"/>
+        <w:gridCol w:w="1928"/>
       </w:tblGrid>
       <w:tr>
         <w:trPr>
@@ -5725,7 +7214,7 @@
         </w:trPr>
         <w:tc>
           <w:tcPr>
-            <w:tcW w:type="dxa" w:w="1361"/>
+            <w:tcW w:type="dxa" w:w="1134"/>
             <w:tcBorders>
               <w:bottom w:val="single" w:sz="6" w:space="0" w:color="000000"/>
             </w:tcBorders>
@@ -5749,7 +7238,7 @@
         </w:tc>
         <w:tc>
           <w:tcPr>
-            <w:tcW w:type="dxa" w:w="2381"/>
+            <w:tcW w:type="dxa" w:w="1871"/>
             <w:tcBorders>
               <w:bottom w:val="single" w:sz="6" w:space="0" w:color="000000"/>
             </w:tcBorders>
@@ -5773,7 +7262,7 @@
         </w:tc>
         <w:tc>
           <w:tcPr>
-            <w:tcW w:type="dxa" w:w="2381"/>
+            <w:tcW w:type="dxa" w:w="1871"/>
             <w:tcBorders>
               <w:bottom w:val="single" w:sz="6" w:space="0" w:color="000000"/>
             </w:tcBorders>
@@ -5797,7 +7286,7 @@
         </w:tc>
         <w:tc>
           <w:tcPr>
-            <w:tcW w:type="dxa" w:w="2381"/>
+            <w:tcW w:type="dxa" w:w="1701"/>
             <w:tcBorders>
               <w:bottom w:val="single" w:sz="6" w:space="0" w:color="000000"/>
             </w:tcBorders>
@@ -5815,7 +7304,31 @@
                 <w:color w:val="222222"/>
                 <w:sz w:val="18"/>
               </w:rPr>
-              <w:t>路径三 小说路径</w:t>
+              <w:t>路径三 读小说</w:t>
+            </w:r>
+          </w:p>
+        </w:tc>
+        <w:tc>
+          <w:tcPr>
+            <w:tcW w:type="dxa" w:w="1928"/>
+            <w:tcBorders>
+              <w:bottom w:val="single" w:sz="6" w:space="0" w:color="000000"/>
+            </w:tcBorders>
+          </w:tcPr>
+          <w:p>
+            <w:pPr>
+              <w:spacing w:after="20"/>
+            </w:pPr>
+            <w:r/>
+            <w:r>
+              <w:rPr>
+                <w:rFonts w:ascii="黑体" w:hAnsi="黑体" w:eastAsia="黑体"/>
+                <w:b/>
+                <w:i w:val="0"/>
+                <w:color w:val="222222"/>
+                <w:sz w:val="18"/>
+              </w:rPr>
+              <w:t>路径四 照主角走</w:t>
             </w:r>
           </w:p>
         </w:tc>
@@ -5823,7 +7336,7 @@
       <w:tr>
         <w:tc>
           <w:tcPr>
-            <w:tcW w:type="dxa" w:w="1361"/>
+            <w:tcW w:type="dxa" w:w="1134"/>
           </w:tcPr>
           <w:p>
             <w:pPr>
@@ -5836,7 +7349,7 @@
                 <w:b w:val="0"/>
                 <w:i w:val="0"/>
                 <w:color w:val="222222"/>
-                <w:sz w:val="17"/>
+                <w:sz w:val="16"/>
               </w:rPr>
               <w:t>时间投入</w:t>
             </w:r>
@@ -5844,7 +7357,7 @@
         </w:tc>
         <w:tc>
           <w:tcPr>
-            <w:tcW w:type="dxa" w:w="2381"/>
+            <w:tcW w:type="dxa" w:w="1871"/>
           </w:tcPr>
           <w:p>
             <w:pPr>
@@ -5857,7 +7370,7 @@
                 <w:b w:val="0"/>
                 <w:i w:val="0"/>
                 <w:color w:val="222222"/>
-                <w:sz w:val="17"/>
+                <w:sz w:val="16"/>
               </w:rPr>
               <w:t>8.5 小时</w:t>
             </w:r>
@@ -5865,7 +7378,7 @@
         </w:tc>
         <w:tc>
           <w:tcPr>
-            <w:tcW w:type="dxa" w:w="2381"/>
+            <w:tcW w:type="dxa" w:w="1871"/>
           </w:tcPr>
           <w:p>
             <w:pPr>
@@ -5878,7 +7391,7 @@
                 <w:b w:val="0"/>
                 <w:i w:val="0"/>
                 <w:color w:val="222222"/>
-                <w:sz w:val="17"/>
+                <w:sz w:val="16"/>
               </w:rPr>
               <w:t>100–250 小时</w:t>
             </w:r>
@@ -5886,7 +7399,7 @@
         </w:tc>
         <w:tc>
           <w:tcPr>
-            <w:tcW w:type="dxa" w:w="2381"/>
+            <w:tcW w:type="dxa" w:w="1701"/>
           </w:tcPr>
           <w:p>
             <w:pPr>
@@ -5899,9 +7412,30 @@
                 <w:b w:val="0"/>
                 <w:i w:val="0"/>
                 <w:color w:val="222222"/>
-                <w:sz w:val="17"/>
-              </w:rPr>
-              <w:t>20–108 小时（取决于读法）</w:t>
+                <w:sz w:val="16"/>
+              </w:rPr>
+              <w:t>20–108 小时</w:t>
+            </w:r>
+          </w:p>
+        </w:tc>
+        <w:tc>
+          <w:tcPr>
+            <w:tcW w:type="dxa" w:w="1928"/>
+          </w:tcPr>
+          <w:p>
+            <w:pPr>
+              <w:spacing w:after="0" w:line="288" w:lineRule="auto"/>
+            </w:pPr>
+            <w:r/>
+            <w:r>
+              <w:rPr>
+                <w:rFonts w:ascii="宋体" w:hAnsi="宋体" w:eastAsia="宋体"/>
+                <w:b w:val="0"/>
+                <w:i w:val="0"/>
+                <w:color w:val="222222"/>
+                <w:sz w:val="16"/>
+              </w:rPr>
+              <w:t>与路径二相当（约 100–250 小时）</w:t>
             </w:r>
           </w:p>
         </w:tc>
@@ -5909,7 +7443,7 @@
       <w:tr>
         <w:tc>
           <w:tcPr>
-            <w:tcW w:type="dxa" w:w="1361"/>
+            <w:tcW w:type="dxa" w:w="1134"/>
           </w:tcPr>
           <w:p>
             <w:pPr>
@@ -5922,7 +7456,7 @@
                 <w:b w:val="0"/>
                 <w:i w:val="0"/>
                 <w:color w:val="222222"/>
-                <w:sz w:val="17"/>
+                <w:sz w:val="16"/>
               </w:rPr>
               <w:t>金钱投入</w:t>
             </w:r>
@@ -5930,7 +7464,7 @@
         </w:tc>
         <w:tc>
           <w:tcPr>
-            <w:tcW w:type="dxa" w:w="2381"/>
+            <w:tcW w:type="dxa" w:w="1871"/>
           </w:tcPr>
           <w:p>
             <w:pPr>
@@ -5943,7 +7477,7 @@
                 <w:b w:val="0"/>
                 <w:i w:val="0"/>
                 <w:color w:val="222222"/>
-                <w:sz w:val="17"/>
+                <w:sz w:val="16"/>
               </w:rPr>
               <w:t>0–100 元</w:t>
             </w:r>
@@ -5951,7 +7485,7 @@
         </w:tc>
         <w:tc>
           <w:tcPr>
-            <w:tcW w:type="dxa" w:w="2381"/>
+            <w:tcW w:type="dxa" w:w="1871"/>
           </w:tcPr>
           <w:p>
             <w:pPr>
@@ -5964,7 +7498,7 @@
                 <w:b w:val="0"/>
                 <w:i w:val="0"/>
                 <w:color w:val="222222"/>
-                <w:sz w:val="17"/>
+                <w:sz w:val="16"/>
               </w:rPr>
               <w:t>300–800 元</w:t>
             </w:r>
@@ -5972,7 +7506,7 @@
         </w:tc>
         <w:tc>
           <w:tcPr>
-            <w:tcW w:type="dxa" w:w="2381"/>
+            <w:tcW w:type="dxa" w:w="1701"/>
           </w:tcPr>
           <w:p>
             <w:pPr>
@@ -5985,9 +7519,30 @@
                 <w:b w:val="0"/>
                 <w:i w:val="0"/>
                 <w:color w:val="222222"/>
-                <w:sz w:val="17"/>
+                <w:sz w:val="16"/>
               </w:rPr>
               <w:t>0 元</w:t>
+            </w:r>
+          </w:p>
+        </w:tc>
+        <w:tc>
+          <w:tcPr>
+            <w:tcW w:type="dxa" w:w="1928"/>
+          </w:tcPr>
+          <w:p>
+            <w:pPr>
+              <w:spacing w:after="0" w:line="288" w:lineRule="auto"/>
+            </w:pPr>
+            <w:r/>
+            <w:r>
+              <w:rPr>
+                <w:rFonts w:ascii="宋体" w:hAnsi="宋体" w:eastAsia="宋体"/>
+                <w:b w:val="0"/>
+                <w:i w:val="0"/>
+                <w:color w:val="222222"/>
+                <w:sz w:val="16"/>
+              </w:rPr>
+              <w:t>300–800 元</w:t>
             </w:r>
           </w:p>
         </w:tc>
@@ -5995,7 +7550,7 @@
       <w:tr>
         <w:tc>
           <w:tcPr>
-            <w:tcW w:type="dxa" w:w="1361"/>
+            <w:tcW w:type="dxa" w:w="1134"/>
           </w:tcPr>
           <w:p>
             <w:pPr>
@@ -6008,7 +7563,7 @@
                 <w:b w:val="0"/>
                 <w:i w:val="0"/>
                 <w:color w:val="222222"/>
-                <w:sz w:val="17"/>
+                <w:sz w:val="16"/>
               </w:rPr>
               <w:t>难度</w:t>
             </w:r>
@@ -6016,7 +7571,7 @@
         </w:tc>
         <w:tc>
           <w:tcPr>
-            <w:tcW w:type="dxa" w:w="2381"/>
+            <w:tcW w:type="dxa" w:w="1871"/>
           </w:tcPr>
           <w:p>
             <w:pPr>
@@ -6029,7 +7584,7 @@
                 <w:b w:val="0"/>
                 <w:i w:val="0"/>
                 <w:color w:val="222222"/>
-                <w:sz w:val="17"/>
+                <w:sz w:val="16"/>
               </w:rPr>
               <w:t>低</w:t>
             </w:r>
@@ -6037,7 +7592,7 @@
         </w:tc>
         <w:tc>
           <w:tcPr>
-            <w:tcW w:type="dxa" w:w="2381"/>
+            <w:tcW w:type="dxa" w:w="1871"/>
           </w:tcPr>
           <w:p>
             <w:pPr>
@@ -6050,7 +7605,7 @@
                 <w:b w:val="0"/>
                 <w:i w:val="0"/>
                 <w:color w:val="222222"/>
-                <w:sz w:val="17"/>
+                <w:sz w:val="16"/>
               </w:rPr>
               <w:t>高</w:t>
             </w:r>
@@ -6058,7 +7613,7 @@
         </w:tc>
         <w:tc>
           <w:tcPr>
-            <w:tcW w:type="dxa" w:w="2381"/>
+            <w:tcW w:type="dxa" w:w="1701"/>
           </w:tcPr>
           <w:p>
             <w:pPr>
@@ -6071,9 +7626,30 @@
                 <w:b w:val="0"/>
                 <w:i w:val="0"/>
                 <w:color w:val="222222"/>
-                <w:sz w:val="17"/>
+                <w:sz w:val="16"/>
               </w:rPr>
               <w:t>低（但容易走偏）</w:t>
+            </w:r>
+          </w:p>
+        </w:tc>
+        <w:tc>
+          <w:tcPr>
+            <w:tcW w:type="dxa" w:w="1928"/>
+          </w:tcPr>
+          <w:p>
+            <w:pPr>
+              <w:spacing w:after="0" w:line="288" w:lineRule="auto"/>
+            </w:pPr>
+            <w:r/>
+            <w:r>
+              <w:rPr>
+                <w:rFonts w:ascii="宋体" w:hAnsi="宋体" w:eastAsia="宋体"/>
+                <w:b w:val="0"/>
+                <w:i w:val="0"/>
+                <w:color w:val="222222"/>
+                <w:sz w:val="16"/>
+              </w:rPr>
+              <w:t>中（流程清晰，但缺反馈）</w:t>
             </w:r>
           </w:p>
         </w:tc>
@@ -6081,7 +7657,7 @@
       <w:tr>
         <w:tc>
           <w:tcPr>
-            <w:tcW w:type="dxa" w:w="1361"/>
+            <w:tcW w:type="dxa" w:w="1134"/>
           </w:tcPr>
           <w:p>
             <w:pPr>
@@ -6094,7 +7670,7 @@
                 <w:b w:val="0"/>
                 <w:i w:val="0"/>
                 <w:color w:val="222222"/>
-                <w:sz w:val="17"/>
+                <w:sz w:val="16"/>
               </w:rPr>
               <w:t>见效速度</w:t>
             </w:r>
@@ -6102,7 +7678,7 @@
         </w:tc>
         <w:tc>
           <w:tcPr>
-            <w:tcW w:type="dxa" w:w="2381"/>
+            <w:tcW w:type="dxa" w:w="1871"/>
           </w:tcPr>
           <w:p>
             <w:pPr>
@@ -6115,7 +7691,7 @@
                 <w:b w:val="0"/>
                 <w:i w:val="0"/>
                 <w:color w:val="222222"/>
-                <w:sz w:val="17"/>
+                <w:sz w:val="16"/>
               </w:rPr>
               <w:t>★ 当天</w:t>
             </w:r>
@@ -6123,7 +7699,7 @@
         </w:tc>
         <w:tc>
           <w:tcPr>
-            <w:tcW w:type="dxa" w:w="2381"/>
+            <w:tcW w:type="dxa" w:w="1871"/>
           </w:tcPr>
           <w:p>
             <w:pPr>
@@ -6136,7 +7712,7 @@
                 <w:b w:val="0"/>
                 <w:i w:val="0"/>
                 <w:color w:val="222222"/>
-                <w:sz w:val="17"/>
+                <w:sz w:val="16"/>
               </w:rPr>
               <w:t>约 3 个月</w:t>
             </w:r>
@@ -6144,7 +7720,7 @@
         </w:tc>
         <w:tc>
           <w:tcPr>
-            <w:tcW w:type="dxa" w:w="2381"/>
+            <w:tcW w:type="dxa" w:w="1701"/>
           </w:tcPr>
           <w:p>
             <w:pPr>
@@ -6157,9 +7733,30 @@
                 <w:b w:val="0"/>
                 <w:i w:val="0"/>
                 <w:color w:val="222222"/>
-                <w:sz w:val="17"/>
+                <w:sz w:val="16"/>
               </w:rPr>
               <w:t>1–2 周</w:t>
+            </w:r>
+          </w:p>
+        </w:tc>
+        <w:tc>
+          <w:tcPr>
+            <w:tcW w:type="dxa" w:w="1928"/>
+          </w:tcPr>
+          <w:p>
+            <w:pPr>
+              <w:spacing w:after="0" w:line="288" w:lineRule="auto"/>
+            </w:pPr>
+            <w:r/>
+            <w:r>
+              <w:rPr>
+                <w:rFonts w:ascii="宋体" w:hAnsi="宋体" w:eastAsia="宋体"/>
+                <w:b w:val="0"/>
+                <w:i w:val="0"/>
+                <w:color w:val="222222"/>
+                <w:sz w:val="16"/>
+              </w:rPr>
+              <w:t>约 3 个月</w:t>
             </w:r>
           </w:p>
         </w:tc>
@@ -6167,7 +7764,7 @@
       <w:tr>
         <w:tc>
           <w:tcPr>
-            <w:tcW w:type="dxa" w:w="1361"/>
+            <w:tcW w:type="dxa" w:w="1134"/>
           </w:tcPr>
           <w:p>
             <w:pPr>
@@ -6180,7 +7777,7 @@
                 <w:b w:val="0"/>
                 <w:i w:val="0"/>
                 <w:color w:val="222222"/>
-                <w:sz w:val="17"/>
+                <w:sz w:val="16"/>
               </w:rPr>
               <w:t>知识体系性</w:t>
             </w:r>
@@ -6188,7 +7785,7 @@
         </w:tc>
         <w:tc>
           <w:tcPr>
-            <w:tcW w:type="dxa" w:w="2381"/>
+            <w:tcW w:type="dxa" w:w="1871"/>
           </w:tcPr>
           <w:p>
             <w:pPr>
@@ -6201,7 +7798,7 @@
                 <w:b w:val="0"/>
                 <w:i w:val="0"/>
                 <w:color w:val="222222"/>
-                <w:sz w:val="17"/>
+                <w:sz w:val="16"/>
               </w:rPr>
               <w:t>无</w:t>
             </w:r>
@@ -6209,7 +7806,7 @@
         </w:tc>
         <w:tc>
           <w:tcPr>
-            <w:tcW w:type="dxa" w:w="2381"/>
+            <w:tcW w:type="dxa" w:w="1871"/>
           </w:tcPr>
           <w:p>
             <w:pPr>
@@ -6222,7 +7819,7 @@
                 <w:b w:val="0"/>
                 <w:i w:val="0"/>
                 <w:color w:val="222222"/>
-                <w:sz w:val="17"/>
+                <w:sz w:val="16"/>
               </w:rPr>
               <w:t>★ 完整</w:t>
             </w:r>
@@ -6230,7 +7827,7 @@
         </w:tc>
         <w:tc>
           <w:tcPr>
-            <w:tcW w:type="dxa" w:w="2381"/>
+            <w:tcW w:type="dxa" w:w="1701"/>
           </w:tcPr>
           <w:p>
             <w:pPr>
@@ -6243,9 +7840,30 @@
                 <w:b w:val="0"/>
                 <w:i w:val="0"/>
                 <w:color w:val="222222"/>
-                <w:sz w:val="17"/>
+                <w:sz w:val="16"/>
               </w:rPr>
               <w:t>弱（点状）</w:t>
+            </w:r>
+          </w:p>
+        </w:tc>
+        <w:tc>
+          <w:tcPr>
+            <w:tcW w:type="dxa" w:w="1928"/>
+          </w:tcPr>
+          <w:p>
+            <w:pPr>
+              <w:spacing w:after="0" w:line="288" w:lineRule="auto"/>
+            </w:pPr>
+            <w:r/>
+            <w:r>
+              <w:rPr>
+                <w:rFonts w:ascii="宋体" w:hAnsi="宋体" w:eastAsia="宋体"/>
+                <w:b w:val="0"/>
+                <w:i w:val="0"/>
+                <w:color w:val="222222"/>
+                <w:sz w:val="16"/>
+              </w:rPr>
+              <w:t>中（有流程无线索）</w:t>
             </w:r>
           </w:p>
         </w:tc>
@@ -6253,7 +7871,7 @@
       <w:tr>
         <w:tc>
           <w:tcPr>
-            <w:tcW w:type="dxa" w:w="1361"/>
+            <w:tcW w:type="dxa" w:w="1134"/>
           </w:tcPr>
           <w:p>
             <w:pPr>
@@ -6266,7 +7884,7 @@
                 <w:b w:val="0"/>
                 <w:i w:val="0"/>
                 <w:color w:val="222222"/>
-                <w:sz w:val="17"/>
+                <w:sz w:val="16"/>
               </w:rPr>
               <w:t>可迁移性</w:t>
             </w:r>
@@ -6274,7 +7892,7 @@
         </w:tc>
         <w:tc>
           <w:tcPr>
-            <w:tcW w:type="dxa" w:w="2381"/>
+            <w:tcW w:type="dxa" w:w="1871"/>
           </w:tcPr>
           <w:p>
             <w:pPr>
@@ -6287,7 +7905,7 @@
                 <w:b w:val="0"/>
                 <w:i w:val="0"/>
                 <w:color w:val="222222"/>
-                <w:sz w:val="17"/>
+                <w:sz w:val="16"/>
               </w:rPr>
               <w:t>低</w:t>
             </w:r>
@@ -6295,7 +7913,7 @@
         </w:tc>
         <w:tc>
           <w:tcPr>
-            <w:tcW w:type="dxa" w:w="2381"/>
+            <w:tcW w:type="dxa" w:w="1871"/>
           </w:tcPr>
           <w:p>
             <w:pPr>
@@ -6308,7 +7926,7 @@
                 <w:b w:val="0"/>
                 <w:i w:val="0"/>
                 <w:color w:val="222222"/>
-                <w:sz w:val="17"/>
+                <w:sz w:val="16"/>
               </w:rPr>
               <w:t>★ 高</w:t>
             </w:r>
@@ -6316,7 +7934,7 @@
         </w:tc>
         <w:tc>
           <w:tcPr>
-            <w:tcW w:type="dxa" w:w="2381"/>
+            <w:tcW w:type="dxa" w:w="1701"/>
           </w:tcPr>
           <w:p>
             <w:pPr>
@@ -6329,9 +7947,30 @@
                 <w:b w:val="0"/>
                 <w:i w:val="0"/>
                 <w:color w:val="222222"/>
-                <w:sz w:val="17"/>
+                <w:sz w:val="16"/>
               </w:rPr>
               <w:t>低</w:t>
+            </w:r>
+          </w:p>
+        </w:tc>
+        <w:tc>
+          <w:tcPr>
+            <w:tcW w:type="dxa" w:w="1928"/>
+          </w:tcPr>
+          <w:p>
+            <w:pPr>
+              <w:spacing w:after="0" w:line="288" w:lineRule="auto"/>
+            </w:pPr>
+            <w:r/>
+            <w:r>
+              <w:rPr>
+                <w:rFonts w:ascii="宋体" w:hAnsi="宋体" w:eastAsia="宋体"/>
+                <w:b w:val="0"/>
+                <w:i w:val="0"/>
+                <w:color w:val="222222"/>
+                <w:sz w:val="16"/>
+              </w:rPr>
+              <w:t>中</w:t>
             </w:r>
           </w:p>
         </w:tc>
@@ -6339,7 +7978,7 @@
       <w:tr>
         <w:tc>
           <w:tcPr>
-            <w:tcW w:type="dxa" w:w="1361"/>
+            <w:tcW w:type="dxa" w:w="1134"/>
           </w:tcPr>
           <w:p>
             <w:pPr>
@@ -6352,7 +7991,7 @@
                 <w:b w:val="0"/>
                 <w:i w:val="0"/>
                 <w:color w:val="222222"/>
-                <w:sz w:val="17"/>
+                <w:sz w:val="16"/>
               </w:rPr>
               <w:t>能否识破忽悠</w:t>
             </w:r>
@@ -6360,7 +7999,7 @@
         </w:tc>
         <w:tc>
           <w:tcPr>
-            <w:tcW w:type="dxa" w:w="2381"/>
+            <w:tcW w:type="dxa" w:w="1871"/>
           </w:tcPr>
           <w:p>
             <w:pPr>
@@ -6373,7 +8012,7 @@
                 <w:b w:val="0"/>
                 <w:i w:val="0"/>
                 <w:color w:val="222222"/>
-                <w:sz w:val="17"/>
+                <w:sz w:val="16"/>
               </w:rPr>
               <w:t>弱</w:t>
             </w:r>
@@ -6381,7 +8020,7 @@
         </w:tc>
         <w:tc>
           <w:tcPr>
-            <w:tcW w:type="dxa" w:w="2381"/>
+            <w:tcW w:type="dxa" w:w="1871"/>
           </w:tcPr>
           <w:p>
             <w:pPr>
@@ -6394,7 +8033,7 @@
                 <w:b w:val="0"/>
                 <w:i w:val="0"/>
                 <w:color w:val="222222"/>
-                <w:sz w:val="17"/>
+                <w:sz w:val="16"/>
               </w:rPr>
               <w:t>★ 强</w:t>
             </w:r>
@@ -6402,7 +8041,7 @@
         </w:tc>
         <w:tc>
           <w:tcPr>
-            <w:tcW w:type="dxa" w:w="2381"/>
+            <w:tcW w:type="dxa" w:w="1701"/>
           </w:tcPr>
           <w:p>
             <w:pPr>
@@ -6415,9 +8054,30 @@
                 <w:b w:val="0"/>
                 <w:i w:val="0"/>
                 <w:color w:val="222222"/>
-                <w:sz w:val="17"/>
-              </w:rPr>
-              <w:t>中（作者已替你批了一部分）</w:t>
+                <w:sz w:val="16"/>
+              </w:rPr>
+              <w:t>中</w:t>
+            </w:r>
+          </w:p>
+        </w:tc>
+        <w:tc>
+          <w:tcPr>
+            <w:tcW w:type="dxa" w:w="1928"/>
+          </w:tcPr>
+          <w:p>
+            <w:pPr>
+              <w:spacing w:after="0" w:line="288" w:lineRule="auto"/>
+            </w:pPr>
+            <w:r/>
+            <w:r>
+              <w:rPr>
+                <w:rFonts w:ascii="宋体" w:hAnsi="宋体" w:eastAsia="宋体"/>
+                <w:b w:val="0"/>
+                <w:i w:val="0"/>
+                <w:color w:val="222222"/>
+                <w:sz w:val="16"/>
+              </w:rPr>
+              <w:t>★ 强（第17章已示范话术结构）</w:t>
             </w:r>
           </w:p>
         </w:tc>
@@ -6425,7 +8085,7 @@
       <w:tr>
         <w:tc>
           <w:tcPr>
-            <w:tcW w:type="dxa" w:w="1361"/>
+            <w:tcW w:type="dxa" w:w="1134"/>
           </w:tcPr>
           <w:p>
             <w:pPr>
@@ -6438,7 +8098,7 @@
                 <w:b w:val="0"/>
                 <w:i w:val="0"/>
                 <w:color w:val="222222"/>
-                <w:sz w:val="17"/>
+                <w:sz w:val="16"/>
               </w:rPr>
               <w:t>投入产出比</w:t>
             </w:r>
@@ -6446,7 +8106,7 @@
         </w:tc>
         <w:tc>
           <w:tcPr>
-            <w:tcW w:type="dxa" w:w="2381"/>
+            <w:tcW w:type="dxa" w:w="1871"/>
           </w:tcPr>
           <w:p>
             <w:pPr>
@@ -6459,7 +8119,7 @@
                 <w:b w:val="0"/>
                 <w:i w:val="0"/>
                 <w:color w:val="222222"/>
-                <w:sz w:val="17"/>
+                <w:sz w:val="16"/>
               </w:rPr>
               <w:t>★ 最高（解决具体问题）</w:t>
             </w:r>
@@ -6467,7 +8127,7 @@
         </w:tc>
         <w:tc>
           <w:tcPr>
-            <w:tcW w:type="dxa" w:w="2381"/>
+            <w:tcW w:type="dxa" w:w="1871"/>
           </w:tcPr>
           <w:p>
             <w:pPr>
@@ -6480,7 +8140,7 @@
                 <w:b w:val="0"/>
                 <w:i w:val="0"/>
                 <w:color w:val="222222"/>
-                <w:sz w:val="17"/>
+                <w:sz w:val="16"/>
               </w:rPr>
               <w:t>长期最高（成为能力）</w:t>
             </w:r>
@@ -6488,7 +8148,7 @@
         </w:tc>
         <w:tc>
           <w:tcPr>
-            <w:tcW w:type="dxa" w:w="2381"/>
+            <w:tcW w:type="dxa" w:w="1701"/>
           </w:tcPr>
           <w:p>
             <w:pPr>
@@ -6501,9 +8161,30 @@
                 <w:b w:val="0"/>
                 <w:i w:val="0"/>
                 <w:color w:val="222222"/>
-                <w:sz w:val="17"/>
-              </w:rPr>
-              <w:t>最低（但已经完成了）</w:t>
+                <w:sz w:val="16"/>
+              </w:rPr>
+              <w:t>最低</w:t>
+            </w:r>
+          </w:p>
+        </w:tc>
+        <w:tc>
+          <w:tcPr>
+            <w:tcW w:type="dxa" w:w="1928"/>
+          </w:tcPr>
+          <w:p>
+            <w:pPr>
+              <w:spacing w:after="0" w:line="288" w:lineRule="auto"/>
+            </w:pPr>
+            <w:r/>
+            <w:r>
+              <w:rPr>
+                <w:rFonts w:ascii="宋体" w:hAnsi="宋体" w:eastAsia="宋体"/>
+                <w:b w:val="0"/>
+                <w:i w:val="0"/>
+                <w:color w:val="222222"/>
+                <w:sz w:val="16"/>
+              </w:rPr>
+              <w:t>中</w:t>
             </w:r>
           </w:p>
         </w:tc>
@@ -6511,7 +8192,7 @@
       <w:tr>
         <w:tc>
           <w:tcPr>
-            <w:tcW w:type="dxa" w:w="1361"/>
+            <w:tcW w:type="dxa" w:w="1134"/>
           </w:tcPr>
           <w:p>
             <w:pPr>
@@ -6524,7 +8205,7 @@
                 <w:b w:val="0"/>
                 <w:i w:val="0"/>
                 <w:color w:val="222222"/>
-                <w:sz w:val="17"/>
+                <w:sz w:val="16"/>
               </w:rPr>
               <w:t>主要风险</w:t>
             </w:r>
@@ -6532,7 +8213,7 @@
         </w:tc>
         <w:tc>
           <w:tcPr>
-            <w:tcW w:type="dxa" w:w="2381"/>
+            <w:tcW w:type="dxa" w:w="1871"/>
           </w:tcPr>
           <w:p>
             <w:pPr>
@@ -6545,7 +8226,7 @@
                 <w:b w:val="0"/>
                 <w:i w:val="0"/>
                 <w:color w:val="222222"/>
-                <w:sz w:val="17"/>
+                <w:sz w:val="16"/>
               </w:rPr>
               <w:t>过度焦虑 / 不懂原理被唬</w:t>
             </w:r>
@@ -6553,7 +8234,7 @@
         </w:tc>
         <w:tc>
           <w:tcPr>
-            <w:tcW w:type="dxa" w:w="2381"/>
+            <w:tcW w:type="dxa" w:w="1871"/>
           </w:tcPr>
           <w:p>
             <w:pPr>
@@ -6566,7 +8247,7 @@
                 <w:b w:val="0"/>
                 <w:i w:val="0"/>
                 <w:color w:val="222222"/>
-                <w:sz w:val="17"/>
+                <w:sz w:val="16"/>
               </w:rPr>
               <w:t>中途放弃 / 贪多</w:t>
             </w:r>
@@ -6574,7 +8255,7 @@
         </w:tc>
         <w:tc>
           <w:tcPr>
-            <w:tcW w:type="dxa" w:w="2381"/>
+            <w:tcW w:type="dxa" w:w="1701"/>
           </w:tcPr>
           <w:p>
             <w:pPr>
@@ -6587,9 +8268,30 @@
                 <w:b w:val="0"/>
                 <w:i w:val="0"/>
                 <w:color w:val="222222"/>
-                <w:sz w:val="17"/>
+                <w:sz w:val="16"/>
               </w:rPr>
               <w:t>把小说当教材</w:t>
+            </w:r>
+          </w:p>
+        </w:tc>
+        <w:tc>
+          <w:tcPr>
+            <w:tcW w:type="dxa" w:w="1928"/>
+          </w:tcPr>
+          <w:p>
+            <w:pPr>
+              <w:spacing w:after="0" w:line="288" w:lineRule="auto"/>
+            </w:pPr>
+            <w:r/>
+            <w:r>
+              <w:rPr>
+                <w:rFonts w:ascii="宋体" w:hAnsi="宋体" w:eastAsia="宋体"/>
+                <w:b w:val="0"/>
+                <w:i w:val="0"/>
+                <w:color w:val="222222"/>
+                <w:sz w:val="16"/>
+              </w:rPr>
+              <w:t>★ 缺「师父纠错」这一环，容易练歪</w:t>
             </w:r>
           </w:p>
         </w:tc>
@@ -6630,7 +8332,7 @@
           <w:color w:val="2C5F9E"/>
           <w:sz w:val="25"/>
         </w:rPr>
-        <w:t>5.2 一张图看清三条路的形状</w:t>
+        <w:t>5.2 一张图看清四条路的形状</w:t>
       </w:r>
     </w:p>
     <w:p>
@@ -6685,6 +8387,23 @@
       </w:r>
     </w:p>
     <w:p>
+      <w:pPr>
+        <w:spacing w:before="0" w:after="80" w:line="348" w:lineRule="auto"/>
+        <w:ind w:firstLine="420"/>
+        <w:jc w:val="both"/>
+      </w:pPr>
+      <w:r>
+        <w:rPr>
+          <w:rFonts w:ascii="宋体" w:hAnsi="宋体" w:eastAsia="宋体"/>
+          <w:b w:val="0"/>
+          <w:i w:val="0"/>
+          <w:color w:val="222222"/>
+          <w:sz w:val="21"/>
+        </w:rPr>
+        <w:t>路径四：一条有路标但没有护栏的路——次序清楚（底座→技法→实战），但少了「师父」这道护栏，走偏了没人提醒你。</w:t>
+      </w:r>
+    </w:p>
+    <w:p>
       <w:r>
         <w:br w:type="page"/>
       </w:r>
@@ -6702,7 +8421,7 @@
           <w:color w:val="1A478A"/>
           <w:sz w:val="30"/>
         </w:rPr>
-        <w:t>六、如果你三条都要，怎么排（推荐组合）</w:t>
+        <w:t>六、如果你几条都要，怎么排（推荐组合）</w:t>
       </w:r>
     </w:p>
     <w:p>
@@ -6735,7 +8454,7 @@
           <w:color w:val="222222"/>
           <w:sz w:val="21"/>
         </w:rPr>
-        <w:t>其实三条路不必二选一。最优解是「先 1、再 2 的前两级、同时把 3 当睡前读物」。下面是可以照着执行的时间表：</w:t>
+        <w:t>几条路其实不必二选一。最优解是「先 1、再 2 的前两级、同时把 3 当睡前读物、用 4 当进度表」。下面是可以照着执行的时间表：</w:t>
       </w:r>
     </w:p>
     <w:tbl>
